--- a/Items LP heilen.docx
+++ b/Items LP heilen.docx
@@ -19,41 +19,6 @@
     </w:p>
     <w:p>
       <w:r>
-        <w:t>NamePlural = Tränke</w:t>
-      </w:r>
-    </w:p>
-    <w:p>
-      <w:r>
-        <w:t>Pocket = 2</w:t>
-      </w:r>
-    </w:p>
-    <w:p>
-      <w:r>
-        <w:t>Price = 200</w:t>
-      </w:r>
-    </w:p>
-    <w:p>
-      <w:r>
-        <w:t>SellPrice = 50</w:t>
-      </w:r>
-    </w:p>
-    <w:p>
-      <w:r>
-        <w:t>FieldUse = OnPokemon</w:t>
-      </w:r>
-    </w:p>
-    <w:p>
-      <w:r>
-        <w:t>BattleUse = OnPokemon</w:t>
-      </w:r>
-    </w:p>
-    <w:p>
-      <w:r>
-        <w:t>Flags = Fling_30</w:t>
-      </w:r>
-    </w:p>
-    <w:p>
-      <w:r>
         <w:t>Description = Füllt 20 LP sofort wieder auf, ohne Nebeneffekte.</w:t>
       </w:r>
     </w:p>
@@ -74,41 +39,6 @@
     </w:p>
     <w:p>
       <w:r>
-        <w:t>NamePlural = Supertränke</w:t>
-      </w:r>
-    </w:p>
-    <w:p>
-      <w:r>
-        <w:t>Pocket = 2</w:t>
-      </w:r>
-    </w:p>
-    <w:p>
-      <w:r>
-        <w:t>Price = 700</w:t>
-      </w:r>
-    </w:p>
-    <w:p>
-      <w:r>
-        <w:t>SellPrice = 175</w:t>
-      </w:r>
-    </w:p>
-    <w:p>
-      <w:r>
-        <w:t>FieldUse = OnPokemon</w:t>
-      </w:r>
-    </w:p>
-    <w:p>
-      <w:r>
-        <w:t>BattleUse = OnPokemon</w:t>
-      </w:r>
-    </w:p>
-    <w:p>
-      <w:r>
-        <w:t>Flags = Fling_30</w:t>
-      </w:r>
-    </w:p>
-    <w:p>
-      <w:r>
         <w:t>Description = Füllt 60 LP sofort wieder auf, ist aber etwas bitter.</w:t>
       </w:r>
     </w:p>
@@ -129,43 +59,176 @@
     </w:p>
     <w:p>
       <w:r>
-        <w:t>NamePlural = Hypertränke</w:t>
-      </w:r>
-    </w:p>
-    <w:p>
-      <w:r>
-        <w:t>Pocket = 2</w:t>
-      </w:r>
-    </w:p>
-    <w:p>
-      <w:r>
-        <w:t>Price = 1500</w:t>
-      </w:r>
-    </w:p>
-    <w:p>
-      <w:r>
-        <w:t>SellPrice = 375</w:t>
-      </w:r>
-    </w:p>
-    <w:p>
-      <w:r>
-        <w:t>FieldUse = OnPokemon</w:t>
-      </w:r>
-    </w:p>
-    <w:p>
-      <w:r>
-        <w:t>BattleUse = OnPokemon</w:t>
-      </w:r>
-    </w:p>
-    <w:p>
-      <w:r>
-        <w:t>Flags = Fling_30</w:t>
+        <w:t>Description = Füllt 120 LP sofort wieder auf, ohne Nebeneffekte.</w:t>
+      </w:r>
+    </w:p>
+    <w:p>
+      <w:r>
+        <w:t>#-------------------------------Shop</w:t>
+      </w:r>
+    </w:p>
+    <w:p>
+      <w:r>
+        <w:t>[SWEETHEART]</w:t>
+      </w:r>
+    </w:p>
+    <w:p>
+      <w:r>
+        <w:t>Name = Herzkonfekt</w:t>
+      </w:r>
+    </w:p>
+    <w:p>
+      <w:r>
+        <w:t>Description = Füllt die LP eines Pokémon um 20 auf.</w:t>
+      </w:r>
+    </w:p>
+    <w:p>
+      <w:r>
+        <w:t>#-------------------------------Shop</w:t>
+      </w:r>
+    </w:p>
+    <w:p>
+      <w:r>
+        <w:t>[BERRYJUICE]</w:t>
+      </w:r>
+    </w:p>
+    <w:p>
+      <w:r>
+        <w:t>Name = Beerensaft</w:t>
+      </w:r>
+    </w:p>
+    <w:p>
+      <w:r>
+        <w:t>Description = Füllt 20 LP sofort wieder auf und kann im Kampf als getragenes Item genutzt werden.</w:t>
+      </w:r>
+    </w:p>
+    <w:p>
+      <w:r>
+        <w:t>#-------------------------------Automat</w:t>
+      </w:r>
+    </w:p>
+    <w:p>
+      <w:r>
+        <w:t>[FRESHWATER]</w:t>
+      </w:r>
+    </w:p>
+    <w:p>
+      <w:r>
+        <w:t>Name = Tafelwasser</w:t>
+      </w:r>
+    </w:p>
+    <w:p>
+      <w:r>
+        <w:t>Description = Es füllt die LP eines Pokémon um 50 auf.</w:t>
+      </w:r>
+    </w:p>
+    <w:p>
+      <w:r>
+        <w:t>#-------------------------------Automat</w:t>
+      </w:r>
+    </w:p>
+    <w:p>
+      <w:r>
+        <w:t>[SODAPOP]</w:t>
+      </w:r>
+    </w:p>
+    <w:p>
+      <w:r>
+        <w:t>Name = Sprudel</w:t>
+      </w:r>
+    </w:p>
+    <w:p>
+      <w:r>
+        <w:t>Description = Es füllt die LP eines Pokémon um 60 auf.</w:t>
+      </w:r>
+    </w:p>
+    <w:p>
+      <w:r>
+        <w:t>#-------------------------------Automat</w:t>
+      </w:r>
+    </w:p>
+    <w:p>
+      <w:r>
+        <w:t>[LEMONADE]</w:t>
+      </w:r>
+    </w:p>
+    <w:p>
+      <w:r>
+        <w:t>Name = Limonade</w:t>
+      </w:r>
+    </w:p>
+    <w:p>
+      <w:r>
+        <w:t>Description = Es füllt die LP eines Pokémon um 70 auf.</w:t>
       </w:r>
     </w:p>
     <w:p>
       <w:r>
         <w:lastRenderedPageBreak/>
-        <w:t>Description = Füllt 120 LP sofort wieder auf, ohne Nebeneffekte.</w:t>
+        <w:t>#-------------------------------Besonderer Shop</w:t>
+      </w:r>
+    </w:p>
+    <w:p>
+      <w:r>
+        <w:t>[MOOMOOMILK]</w:t>
+      </w:r>
+    </w:p>
+    <w:p>
+      <w:r>
+        <w:t xml:space="preserve">Name = </w:t>
+      </w:r>
+      <w:proofErr w:type="spellStart"/>
+      <w:r>
+        <w:t>Kuhmuh</w:t>
+      </w:r>
+      <w:proofErr w:type="spellEnd"/>
+      <w:r>
+        <w:t>-Milch</w:t>
+      </w:r>
+    </w:p>
+    <w:p>
+      <w:r>
+        <w:t>Description = Es füllt die LP eines Pokémon um 100 auf.</w:t>
+      </w:r>
+    </w:p>
+    <w:p>
+      <w:r>
+        <w:t>#-------------------------------Besonderer Shop</w:t>
+      </w:r>
+    </w:p>
+    <w:p>
+      <w:r>
+        <w:t>[ENERGYPOWDER]</w:t>
+      </w:r>
+    </w:p>
+    <w:p>
+      <w:r>
+        <w:t>Name = Energiestaub</w:t>
+      </w:r>
+    </w:p>
+    <w:p>
+      <w:r>
+        <w:t>Description = Es füllt die LP eines Pokémon um 60 auf, senkt aber die Zuneigung des Pokémon.</w:t>
+      </w:r>
+    </w:p>
+    <w:p>
+      <w:r>
+        <w:t>#-------------------------------Besonderer Shop</w:t>
+      </w:r>
+    </w:p>
+    <w:p>
+      <w:r>
+        <w:t>[ENERGYROOT]</w:t>
+      </w:r>
+    </w:p>
+    <w:p>
+      <w:r>
+        <w:t>Name = Kraftwurzel</w:t>
+      </w:r>
+    </w:p>
+    <w:p>
+      <w:r>
+        <w:t>Description = Es füllt die LP eines Pokémon um 120 auf, senkt aber die Zuneigung des Pokémon.</w:t>
       </w:r>
     </w:p>
     <w:p>
@@ -175,47 +238,17 @@
     </w:p>
     <w:p>
       <w:r>
-        <w:t>[SWEETHEART]</w:t>
-      </w:r>
-    </w:p>
-    <w:p>
-      <w:r>
-        <w:t>Name = Herzkonfekt</w:t>
-      </w:r>
-    </w:p>
-    <w:p>
-      <w:r>
-        <w:t>NamePlural = Herzkonfekte</w:t>
-      </w:r>
-    </w:p>
-    <w:p>
-      <w:r>
-        <w:t>Pocket = 2</w:t>
-      </w:r>
-    </w:p>
-    <w:p>
-      <w:r>
-        <w:t>Price = 3000</w:t>
-      </w:r>
-    </w:p>
-    <w:p>
-      <w:r>
-        <w:t>FieldUse = OnPokemon</w:t>
-      </w:r>
-    </w:p>
-    <w:p>
-      <w:r>
-        <w:t>BattleUse = OnPokemon</w:t>
-      </w:r>
-    </w:p>
-    <w:p>
-      <w:r>
-        <w:t>Flags = Fling_30</w:t>
-      </w:r>
-    </w:p>
-    <w:p>
-      <w:r>
-        <w:t>Description = Füllt die LP eines Pokémon um 20 auf.</w:t>
+        <w:t>[MAXPOTION]</w:t>
+      </w:r>
+    </w:p>
+    <w:p>
+      <w:r>
+        <w:t>Name = Top-Trank</w:t>
+      </w:r>
+    </w:p>
+    <w:p>
+      <w:r>
+        <w:t>Description = Füllt die LP vollständig wieder auf.</w:t>
       </w:r>
     </w:p>
     <w:p>
@@ -225,449 +258,6 @@
     </w:p>
     <w:p>
       <w:r>
-        <w:t>[BERRYJUICE]</w:t>
-      </w:r>
-    </w:p>
-    <w:p>
-      <w:r>
-        <w:t>Name = Beerensaft</w:t>
-      </w:r>
-    </w:p>
-    <w:p>
-      <w:r>
-        <w:t>NamePlural = Beerensäfte</w:t>
-      </w:r>
-    </w:p>
-    <w:p>
-      <w:r>
-        <w:t>Pocket = 2</w:t>
-      </w:r>
-    </w:p>
-    <w:p>
-      <w:r>
-        <w:t>Price = 100</w:t>
-      </w:r>
-    </w:p>
-    <w:p>
-      <w:r>
-        <w:t>FieldUse = OnPokemon</w:t>
-      </w:r>
-    </w:p>
-    <w:p>
-      <w:r>
-        <w:t>BattleUse = OnPokemon</w:t>
-      </w:r>
-    </w:p>
-    <w:p>
-      <w:r>
-        <w:t>Flags = Fling_30</w:t>
-      </w:r>
-    </w:p>
-    <w:p>
-      <w:r>
-        <w:t>Description = Füllt 20 LP sofort wieder auf und kann im Kampf als getragenes Item genutzt werden.</w:t>
-      </w:r>
-    </w:p>
-    <w:p>
-      <w:r>
-        <w:t>#-------------------------------Automat</w:t>
-      </w:r>
-    </w:p>
-    <w:p>
-      <w:r>
-        <w:t>[FRESHWATER]</w:t>
-      </w:r>
-    </w:p>
-    <w:p>
-      <w:r>
-        <w:t>Name = Tafelwasser</w:t>
-      </w:r>
-    </w:p>
-    <w:p>
-      <w:r>
-        <w:t>NamePlural = Tafelwasser</w:t>
-      </w:r>
-    </w:p>
-    <w:p>
-      <w:r>
-        <w:t>Pocket = 2</w:t>
-      </w:r>
-    </w:p>
-    <w:p>
-      <w:r>
-        <w:t>Price = 200</w:t>
-      </w:r>
-    </w:p>
-    <w:p>
-      <w:r>
-        <w:t>SellPrice = 50</w:t>
-      </w:r>
-    </w:p>
-    <w:p>
-      <w:r>
-        <w:t>FieldUse = OnPokemon</w:t>
-      </w:r>
-    </w:p>
-    <w:p>
-      <w:r>
-        <w:t>BattleUse = OnPokemon</w:t>
-      </w:r>
-    </w:p>
-    <w:p>
-      <w:r>
-        <w:t>Flags = Fling_30</w:t>
-      </w:r>
-    </w:p>
-    <w:p>
-      <w:r>
-        <w:t>Description = Es füllt die LP eines Pokémon um 50 auf.</w:t>
-      </w:r>
-    </w:p>
-    <w:p>
-      <w:r>
-        <w:lastRenderedPageBreak/>
-        <w:t>#-------------------------------Automat</w:t>
-      </w:r>
-    </w:p>
-    <w:p>
-      <w:r>
-        <w:t>[SODAPOP]</w:t>
-      </w:r>
-    </w:p>
-    <w:p>
-      <w:r>
-        <w:t>Name = Sprudel</w:t>
-      </w:r>
-    </w:p>
-    <w:p>
-      <w:r>
-        <w:t>NamePlural = Sprudel</w:t>
-      </w:r>
-    </w:p>
-    <w:p>
-      <w:r>
-        <w:t>Pocket = 2</w:t>
-      </w:r>
-    </w:p>
-    <w:p>
-      <w:r>
-        <w:t>Price = 300</w:t>
-      </w:r>
-    </w:p>
-    <w:p>
-      <w:r>
-        <w:t>SellPrice = 75</w:t>
-      </w:r>
-    </w:p>
-    <w:p>
-      <w:r>
-        <w:t>FieldUse = OnPokemon</w:t>
-      </w:r>
-    </w:p>
-    <w:p>
-      <w:r>
-        <w:t>BattleUse = OnPokemon</w:t>
-      </w:r>
-    </w:p>
-    <w:p>
-      <w:r>
-        <w:t>Flags = Fling_30</w:t>
-      </w:r>
-    </w:p>
-    <w:p>
-      <w:r>
-        <w:t>Description = Es füllt die LP eines Pokémon um 60 auf.</w:t>
-      </w:r>
-    </w:p>
-    <w:p>
-      <w:r>
-        <w:t>#-------------------------------Automat</w:t>
-      </w:r>
-    </w:p>
-    <w:p>
-      <w:r>
-        <w:t>[LEMONADE]</w:t>
-      </w:r>
-    </w:p>
-    <w:p>
-      <w:r>
-        <w:t>Name = Limonade</w:t>
-      </w:r>
-    </w:p>
-    <w:p>
-      <w:r>
-        <w:t>NamePlural = Limonaden</w:t>
-      </w:r>
-    </w:p>
-    <w:p>
-      <w:r>
-        <w:t>Pocket = 2</w:t>
-      </w:r>
-    </w:p>
-    <w:p>
-      <w:r>
-        <w:t>Price = 350</w:t>
-      </w:r>
-    </w:p>
-    <w:p>
-      <w:r>
-        <w:t>SellPrice = 100</w:t>
-      </w:r>
-    </w:p>
-    <w:p>
-      <w:r>
-        <w:t>FieldUse = OnPokemon</w:t>
-      </w:r>
-    </w:p>
-    <w:p>
-      <w:r>
-        <w:t>BattleUse = OnPokemon</w:t>
-      </w:r>
-    </w:p>
-    <w:p>
-      <w:r>
-        <w:t>Flags = Fling_30</w:t>
-      </w:r>
-    </w:p>
-    <w:p>
-      <w:r>
-        <w:t>Description = Es füllt die LP eines Pokémon um 70 auf.</w:t>
-      </w:r>
-    </w:p>
-    <w:p>
-      <w:r>
-        <w:t>#-------------------------------Besonderer Shop</w:t>
-      </w:r>
-    </w:p>
-    <w:p>
-      <w:r>
-        <w:t>[MOOMOOMILK]</w:t>
-      </w:r>
-    </w:p>
-    <w:p>
-      <w:r>
-        <w:t>Name = Kuhmuh-Milch</w:t>
-      </w:r>
-    </w:p>
-    <w:p>
-      <w:r>
-        <w:t>NamePlural = Kuhmuh-Milch</w:t>
-      </w:r>
-    </w:p>
-    <w:p>
-      <w:r>
-        <w:t>Pocket = 2</w:t>
-      </w:r>
-    </w:p>
-    <w:p>
-      <w:r>
-        <w:t>Price = 600</w:t>
-      </w:r>
-    </w:p>
-    <w:p>
-      <w:r>
-        <w:t>SellPrice = 150</w:t>
-      </w:r>
-    </w:p>
-    <w:p>
-      <w:r>
-        <w:t>FieldUse = OnPokemon</w:t>
-      </w:r>
-    </w:p>
-    <w:p>
-      <w:r>
-        <w:t>BattleUse = OnPokemon</w:t>
-      </w:r>
-    </w:p>
-    <w:p>
-      <w:r>
-        <w:t>Flags = Fling_30</w:t>
-      </w:r>
-    </w:p>
-    <w:p>
-      <w:r>
-        <w:lastRenderedPageBreak/>
-        <w:t>Description = Es füllt die LP eines Pokémon um 100 auf.</w:t>
-      </w:r>
-    </w:p>
-    <w:p>
-      <w:r>
-        <w:t>#-------------------------------Besonderer Shop</w:t>
-      </w:r>
-    </w:p>
-    <w:p>
-      <w:r>
-        <w:t>[ENERGYPOWDER]</w:t>
-      </w:r>
-    </w:p>
-    <w:p>
-      <w:r>
-        <w:t>Name = Energiestaub</w:t>
-      </w:r>
-    </w:p>
-    <w:p>
-      <w:r>
-        <w:t>NamePlural = Energiestaub</w:t>
-      </w:r>
-    </w:p>
-    <w:p>
-      <w:r>
-        <w:t>Pocket = 2</w:t>
-      </w:r>
-    </w:p>
-    <w:p>
-      <w:r>
-        <w:t>Price = 500</w:t>
-      </w:r>
-    </w:p>
-    <w:p>
-      <w:r>
-        <w:t>SellPrice = 125</w:t>
-      </w:r>
-    </w:p>
-    <w:p>
-      <w:r>
-        <w:t>FieldUse = OnPokemon</w:t>
-      </w:r>
-    </w:p>
-    <w:p>
-      <w:r>
-        <w:t>BattleUse = OnPokemon</w:t>
-      </w:r>
-    </w:p>
-    <w:p>
-      <w:r>
-        <w:t>Flags = Fling_30</w:t>
-      </w:r>
-    </w:p>
-    <w:p>
-      <w:r>
-        <w:t>Description = Es füllt die LP eines Pokémon um 60 auf, senkt aber die Zuneigung des Pokémon.</w:t>
-      </w:r>
-    </w:p>
-    <w:p>
-      <w:r>
-        <w:t>#-------------------------------Besonderer Shop</w:t>
-      </w:r>
-    </w:p>
-    <w:p>
-      <w:r>
-        <w:t>[ENERGYROOT]</w:t>
-      </w:r>
-    </w:p>
-    <w:p>
-      <w:r>
-        <w:t>Name = Kraftwurzel</w:t>
-      </w:r>
-    </w:p>
-    <w:p>
-      <w:r>
-        <w:t>NamePlural = Kraftwurzeln</w:t>
-      </w:r>
-    </w:p>
-    <w:p>
-      <w:r>
-        <w:t>Pocket = 2</w:t>
-      </w:r>
-    </w:p>
-    <w:p>
-      <w:r>
-        <w:t>Price = 1200</w:t>
-      </w:r>
-    </w:p>
-    <w:p>
-      <w:r>
-        <w:t>SellPrice = 300</w:t>
-      </w:r>
-    </w:p>
-    <w:p>
-      <w:r>
-        <w:t>FieldUse = OnPokemon</w:t>
-      </w:r>
-    </w:p>
-    <w:p>
-      <w:r>
-        <w:t>BattleUse = OnPokemon</w:t>
-      </w:r>
-    </w:p>
-    <w:p>
-      <w:r>
-        <w:t>Flags = Fling_30</w:t>
-      </w:r>
-    </w:p>
-    <w:p>
-      <w:r>
-        <w:t>Description = Es füllt die LP eines Pokémon um 120 auf, senkt aber die Zuneigung des Pokémon.</w:t>
-      </w:r>
-    </w:p>
-    <w:p>
-      <w:r>
-        <w:t>#-------------------------------Shop</w:t>
-      </w:r>
-    </w:p>
-    <w:p>
-      <w:r>
-        <w:t>[MAXPOTION]</w:t>
-      </w:r>
-    </w:p>
-    <w:p>
-      <w:r>
-        <w:t>Name = Top-Trank</w:t>
-      </w:r>
-    </w:p>
-    <w:p>
-      <w:r>
-        <w:t>NamePlural = Top-Tränke</w:t>
-      </w:r>
-    </w:p>
-    <w:p>
-      <w:r>
-        <w:t>Pocket = 2</w:t>
-      </w:r>
-    </w:p>
-    <w:p>
-      <w:r>
-        <w:t>Price = 2500</w:t>
-      </w:r>
-    </w:p>
-    <w:p>
-      <w:r>
-        <w:t>SellPrice = 625</w:t>
-      </w:r>
-    </w:p>
-    <w:p>
-      <w:r>
-        <w:t>BPPrice = 2</w:t>
-      </w:r>
-    </w:p>
-    <w:p>
-      <w:r>
-        <w:t>FieldUse = OnPokemon</w:t>
-      </w:r>
-    </w:p>
-    <w:p>
-      <w:r>
-        <w:lastRenderedPageBreak/>
-        <w:t>BattleUse = OnPokemon</w:t>
-      </w:r>
-    </w:p>
-    <w:p>
-      <w:r>
-        <w:t>Flags = Fling_30</w:t>
-      </w:r>
-    </w:p>
-    <w:p>
-      <w:r>
-        <w:t>Description = Füllt die LP vollständig wieder auf.</w:t>
-      </w:r>
-    </w:p>
-    <w:p>
-      <w:r>
-        <w:t>#-------------------------------Shop</w:t>
-      </w:r>
-    </w:p>
-    <w:p>
-      <w:r>
         <w:t>[FULLRESTORE]</w:t>
       </w:r>
     </w:p>
@@ -678,41 +268,6 @@
     </w:p>
     <w:p>
       <w:r>
-        <w:t>NamePlural = Top-Genesung</w:t>
-      </w:r>
-    </w:p>
-    <w:p>
-      <w:r>
-        <w:t>Pocket = 2</w:t>
-      </w:r>
-    </w:p>
-    <w:p>
-      <w:r>
-        <w:t>Price = 3000</w:t>
-      </w:r>
-    </w:p>
-    <w:p>
-      <w:r>
-        <w:t>SellPrice = 750</w:t>
-      </w:r>
-    </w:p>
-    <w:p>
-      <w:r>
-        <w:t>FieldUse = OnPokemon</w:t>
-      </w:r>
-    </w:p>
-    <w:p>
-      <w:r>
-        <w:t>BattleUse = OnPokemon</w:t>
-      </w:r>
-    </w:p>
-    <w:p>
-      <w:r>
-        <w:t>Flags = Fling_30</w:t>
-      </w:r>
-    </w:p>
-    <w:p>
-      <w:r>
         <w:t xml:space="preserve">Description = Füllt die LP eines Pokémon vollständig auf und befreit es von sämtlichen Statusproblemen. </w:t>
       </w:r>
     </w:p>
@@ -732,36 +287,11 @@
       </w:r>
     </w:p>
     <w:p>
-      <w:r>
-        <w:t>NamePlural = Zauberasche</w:t>
-      </w:r>
-    </w:p>
-    <w:p>
-      <w:r>
-        <w:t>Pocket = 2</w:t>
-      </w:r>
-    </w:p>
-    <w:p>
-      <w:r>
-        <w:t>Price = 50000</w:t>
-      </w:r>
-    </w:p>
-    <w:p>
-      <w:r>
-        <w:t>FieldUse = Direct</w:t>
-      </w:r>
-    </w:p>
-    <w:p>
-      <w:r>
-        <w:t>Flags = Fling_30</w:t>
-      </w:r>
-    </w:p>
-    <w:p>
-      <w:r>
-        <w:t>Description = Heilt das gesamt Team vollständig und wird dabei verbraucht.</w:t>
-      </w:r>
       <w:bookmarkStart w:id="0" w:name="_GoBack"/>
       <w:bookmarkEnd w:id="0"/>
+      <w:r>
+        <w:t>Description = Heilt das gesamt Team vollständig und wird dabei verbraucht.</w:t>
+      </w:r>
     </w:p>
     <w:sectPr>
       <w:pgSz w:w="11906" w:h="16838"/>
